--- a/HonestMRR-Invoice-Template.docx
+++ b/HonestMRR-Invoice-Template.docx
@@ -311,7 +311,7 @@
       <w:r>
         <w:t>1) Wise (preferred, USD/EUR/GBP): Account holder: Shivkumar Mallah · Wise USD account no: [YOUR USD ACCOUNT NUMBER] · Routing (ACH): [ROUTING] · Wire: [WIRE ROUTING] · Wise payment link: [YOUR WISE LINK]</w:t>
         <w:br/>
-        <w:t>2) UPI (INR only): [YOUR UPI ID]</w:t>
+        <w:t>2) UPI (INR only): honestmrr@nyes</w:t>
         <w:br/>
         <w:t>3) PayPal: [YOUR PAYPAL.ME LINK]</w:t>
         <w:br/>

--- a/HonestMRR-Invoice-Template.docx
+++ b/HonestMRR-Invoice-Template.docx
@@ -29,7 +29,7 @@
         </w:rPr>
         <w:t>Operated by Shivkumar Mallah (Sole Proprietor) · Indore, Madhya Pradesh, India</w:t>
         <w:br/>
-        <w:t>Website: honestmrr.surge.sh · Email: [YOUR EMAIL]</w:t>
+        <w:t>Website: honestmrr.surge.sh · Email: honestmrr.official@gmail.com</w:t>
       </w:r>
     </w:p>
     <w:p>
